--- a/BIT202474778- MOBILE APPLICATION DEVELOPMENT.docx
+++ b/BIT202474778- MOBILE APPLICATION DEVELOPMENT.docx
@@ -543,7 +543,7 @@
       </w:pPr>
       <w:r>
         <w:drawing>
-          <wp:inline wp14:editId="51C67308" wp14:anchorId="54615288">
+          <wp:inline wp14:editId="583426E9" wp14:anchorId="54615288">
             <wp:extent cx="4876800" cy="2486025"/>
             <wp:effectExtent l="0" t="0" r="0" b="0"/>
             <wp:docPr id="1622307338" name="drawing"/>
@@ -597,7 +597,7 @@
       </w:pPr>
       <w:r>
         <w:drawing>
-          <wp:inline wp14:editId="35E919C6" wp14:anchorId="6FA0F5E4">
+          <wp:inline wp14:editId="41227F2C" wp14:anchorId="6FA0F5E4">
             <wp:extent cx="4257675" cy="2238375"/>
             <wp:effectExtent l="0" t="0" r="0" b="0"/>
             <wp:docPr id="2126500670" name="drawing"/>
@@ -651,7 +651,7 @@
       </w:pPr>
       <w:r>
         <w:drawing>
-          <wp:inline wp14:editId="574CBAD9" wp14:anchorId="058BCD32">
+          <wp:inline wp14:editId="634DA0C2" wp14:anchorId="058BCD32">
             <wp:extent cx="4257675" cy="2047875"/>
             <wp:effectExtent l="0" t="0" r="0" b="0"/>
             <wp:docPr id="2064795258" name="drawing"/>
@@ -699,7 +699,7 @@
       </w:pPr>
       <w:r>
         <w:drawing>
-          <wp:inline wp14:editId="4A05FFF9" wp14:anchorId="6665AECD">
+          <wp:inline wp14:editId="01B8B92C" wp14:anchorId="6665AECD">
             <wp:extent cx="4476750" cy="2314575"/>
             <wp:effectExtent l="0" t="0" r="0" b="0"/>
             <wp:docPr id="873731575" name="drawing"/>
@@ -911,7 +911,7 @@
       </w:pPr>
       <w:r>
         <w:drawing>
-          <wp:inline wp14:editId="50805DC4" wp14:anchorId="7EAF01A6">
+          <wp:inline wp14:editId="6A402EDF" wp14:anchorId="7EAF01A6">
             <wp:extent cx="4572000" cy="2628900"/>
             <wp:effectExtent l="0" t="0" r="0" b="0"/>
             <wp:docPr id="1737315342" name="drawing"/>
@@ -965,7 +965,7 @@
       </w:pPr>
       <w:r>
         <w:drawing>
-          <wp:inline wp14:editId="60F448D8" wp14:anchorId="2042F472">
+          <wp:inline wp14:editId="409AC0CD" wp14:anchorId="2042F472">
             <wp:extent cx="4600575" cy="2390775"/>
             <wp:effectExtent l="0" t="0" r="0" b="0"/>
             <wp:docPr id="1644323813" name="drawing"/>
@@ -1097,21 +1097,12 @@
       </w:r>
     </w:p>
     <w:p>
-      <w:pPr>
-        <w:rPr>
-          <w:b w:val="0"/>
-          <w:bCs w:val="0"/>
-          <w:sz w:val="24"/>
-          <w:szCs w:val="24"/>
-          <w:u w:val="none"/>
-        </w:rPr>
-      </w:pPr>
       <w:r>
         <w:drawing>
-          <wp:inline wp14:editId="331A7CE4" wp14:anchorId="2C92A9A2">
-            <wp:extent cx="2895600" cy="2266950"/>
+          <wp:inline wp14:editId="26C14925" wp14:anchorId="53D17563">
+            <wp:extent cx="4695825" cy="2447925"/>
             <wp:effectExtent l="0" t="0" r="0" b="0"/>
-            <wp:docPr id="514704407" name="drawing"/>
+            <wp:docPr id="51245470" name="drawing"/>
             <wp:cNvGraphicFramePr>
               <a:graphicFrameLocks noChangeAspect="1"/>
             </wp:cNvGraphicFramePr>
@@ -1119,11 +1110,11 @@
               <a:graphicData xmlns:a="http://schemas.openxmlformats.org/drawingml/2006/main" uri="http://schemas.openxmlformats.org/drawingml/2006/picture">
                 <pic:pic xmlns:pic="http://schemas.openxmlformats.org/drawingml/2006/picture">
                   <pic:nvPicPr>
-                    <pic:cNvPr id="514704407" name="Picture 514704407"/>
+                    <pic:cNvPr id="51245470" name="Picture 51245470"/>
                     <pic:cNvPicPr/>
                   </pic:nvPicPr>
                   <pic:blipFill>
-                    <a:blip xmlns:r="http://schemas.openxmlformats.org/officeDocument/2006/relationships" r:embed="rId2120070031">
+                    <a:blip xmlns:r="http://schemas.openxmlformats.org/officeDocument/2006/relationships" r:embed="rId467014912">
                       <a:extLst>
                         <a:ext uri="{28A0092B-C50C-407E-A947-70E740481C1C}">
                           <a14:useLocalDpi xmlns:a14="http://schemas.microsoft.com/office/drawing/2010/main"/>
@@ -1137,7 +1128,7 @@
                   <pic:spPr>
                     <a:xfrm rot="0">
                       <a:off x="0" y="0"/>
-                      <a:ext cx="2895600" cy="2266950"/>
+                      <a:ext cx="4695825" cy="2447925"/>
                     </a:xfrm>
                     <a:prstGeom prst="rect">
                       <a:avLst/>
@@ -1151,21 +1142,12 @@
       </w:r>
     </w:p>
     <w:p>
-      <w:pPr>
-        <w:rPr>
-          <w:b w:val="0"/>
-          <w:bCs w:val="0"/>
-          <w:sz w:val="24"/>
-          <w:szCs w:val="24"/>
-          <w:u w:val="none"/>
-        </w:rPr>
-      </w:pPr>
       <w:r>
         <w:drawing>
-          <wp:inline wp14:editId="73EC0BBA" wp14:anchorId="355E69A5">
-            <wp:extent cx="2924175" cy="2552700"/>
+          <wp:inline wp14:editId="75BD28D6" wp14:anchorId="30CEFA25">
+            <wp:extent cx="3462438" cy="2298575"/>
             <wp:effectExtent l="0" t="0" r="0" b="0"/>
-            <wp:docPr id="1869972173" name="drawing"/>
+            <wp:docPr id="2136247697" name="drawing"/>
             <wp:cNvGraphicFramePr>
               <a:graphicFrameLocks noChangeAspect="1"/>
             </wp:cNvGraphicFramePr>
@@ -1173,11 +1155,11 @@
               <a:graphicData xmlns:a="http://schemas.openxmlformats.org/drawingml/2006/main" uri="http://schemas.openxmlformats.org/drawingml/2006/picture">
                 <pic:pic xmlns:pic="http://schemas.openxmlformats.org/drawingml/2006/picture">
                   <pic:nvPicPr>
-                    <pic:cNvPr id="1869972173" name="Picture 1869972173"/>
+                    <pic:cNvPr id="2136247697" name="Picture 2136247697"/>
                     <pic:cNvPicPr/>
                   </pic:nvPicPr>
                   <pic:blipFill>
-                    <a:blip xmlns:r="http://schemas.openxmlformats.org/officeDocument/2006/relationships" r:embed="rId587812835">
+                    <a:blip xmlns:r="http://schemas.openxmlformats.org/officeDocument/2006/relationships" r:embed="rId752187427">
                       <a:extLst>
                         <a:ext uri="{28A0092B-C50C-407E-A947-70E740481C1C}">
                           <a14:useLocalDpi xmlns:a14="http://schemas.microsoft.com/office/drawing/2010/main"/>
@@ -1191,7 +1173,7 @@
                   <pic:spPr>
                     <a:xfrm rot="0">
                       <a:off x="0" y="0"/>
-                      <a:ext cx="2924175" cy="2552700"/>
+                      <a:ext cx="3462438" cy="2298575"/>
                     </a:xfrm>
                     <a:prstGeom prst="rect">
                       <a:avLst/>
@@ -1205,21 +1187,12 @@
       </w:r>
     </w:p>
     <w:p>
-      <w:pPr>
-        <w:rPr>
-          <w:b w:val="0"/>
-          <w:bCs w:val="0"/>
-          <w:sz w:val="24"/>
-          <w:szCs w:val="24"/>
-          <w:u w:val="none"/>
-        </w:rPr>
-      </w:pPr>
       <w:r>
         <w:drawing>
-          <wp:inline wp14:editId="061379EA" wp14:anchorId="5C0C64E7">
-            <wp:extent cx="2933700" cy="2638425"/>
+          <wp:inline wp14:editId="46DC05C9" wp14:anchorId="00A87C4E">
+            <wp:extent cx="3581584" cy="2880488"/>
             <wp:effectExtent l="0" t="0" r="0" b="0"/>
-            <wp:docPr id="608099198" name="drawing"/>
+            <wp:docPr id="1073283327" name="drawing"/>
             <wp:cNvGraphicFramePr>
               <a:graphicFrameLocks noChangeAspect="1"/>
             </wp:cNvGraphicFramePr>
@@ -1227,11 +1200,11 @@
               <a:graphicData xmlns:a="http://schemas.openxmlformats.org/drawingml/2006/main" uri="http://schemas.openxmlformats.org/drawingml/2006/picture">
                 <pic:pic xmlns:pic="http://schemas.openxmlformats.org/drawingml/2006/picture">
                   <pic:nvPicPr>
-                    <pic:cNvPr id="608099198" name="Picture 608099198"/>
+                    <pic:cNvPr id="1073283327" name="Picture 1073283327"/>
                     <pic:cNvPicPr/>
                   </pic:nvPicPr>
                   <pic:blipFill>
-                    <a:blip xmlns:r="http://schemas.openxmlformats.org/officeDocument/2006/relationships" r:embed="rId1231186496">
+                    <a:blip xmlns:r="http://schemas.openxmlformats.org/officeDocument/2006/relationships" r:embed="rId658008170">
                       <a:extLst>
                         <a:ext uri="{28A0092B-C50C-407E-A947-70E740481C1C}">
                           <a14:useLocalDpi xmlns:a14="http://schemas.microsoft.com/office/drawing/2010/main"/>
@@ -1245,7 +1218,7 @@
                   <pic:spPr>
                     <a:xfrm rot="0">
                       <a:off x="0" y="0"/>
-                      <a:ext cx="2933700" cy="2638425"/>
+                      <a:ext cx="3581584" cy="2880488"/>
                     </a:xfrm>
                     <a:prstGeom prst="rect">
                       <a:avLst/>
@@ -1259,21 +1232,12 @@
       </w:r>
     </w:p>
     <w:p>
-      <w:pPr>
-        <w:rPr>
-          <w:b w:val="0"/>
-          <w:bCs w:val="0"/>
-          <w:sz w:val="24"/>
-          <w:szCs w:val="24"/>
-          <w:u w:val="none"/>
-        </w:rPr>
-      </w:pPr>
       <w:r>
         <w:drawing>
-          <wp:inline wp14:editId="0BA3FDD1" wp14:anchorId="0EA9AB7B">
-            <wp:extent cx="3267075" cy="2628900"/>
+          <wp:inline wp14:editId="57FBF21A" wp14:anchorId="178DEDB3">
+            <wp:extent cx="3586141" cy="3071066"/>
             <wp:effectExtent l="0" t="0" r="0" b="0"/>
-            <wp:docPr id="595244759" name="drawing"/>
+            <wp:docPr id="1223328307" name="drawing"/>
             <wp:cNvGraphicFramePr>
               <a:graphicFrameLocks noChangeAspect="1"/>
             </wp:cNvGraphicFramePr>
@@ -1281,11 +1245,11 @@
               <a:graphicData xmlns:a="http://schemas.openxmlformats.org/drawingml/2006/main" uri="http://schemas.openxmlformats.org/drawingml/2006/picture">
                 <pic:pic xmlns:pic="http://schemas.openxmlformats.org/drawingml/2006/picture">
                   <pic:nvPicPr>
-                    <pic:cNvPr id="595244759" name="Picture 595244759"/>
+                    <pic:cNvPr id="1223328307" name="Picture 1223328307"/>
                     <pic:cNvPicPr/>
                   </pic:nvPicPr>
                   <pic:blipFill>
-                    <a:blip xmlns:r="http://schemas.openxmlformats.org/officeDocument/2006/relationships" r:embed="rId625965837">
+                    <a:blip xmlns:r="http://schemas.openxmlformats.org/officeDocument/2006/relationships" r:embed="rId1788494285">
                       <a:extLst>
                         <a:ext uri="{28A0092B-C50C-407E-A947-70E740481C1C}">
                           <a14:useLocalDpi xmlns:a14="http://schemas.microsoft.com/office/drawing/2010/main"/>
@@ -1299,7 +1263,7 @@
                   <pic:spPr>
                     <a:xfrm rot="0">
                       <a:off x="0" y="0"/>
-                      <a:ext cx="3267075" cy="2628900"/>
+                      <a:ext cx="3586141" cy="3071066"/>
                     </a:xfrm>
                     <a:prstGeom prst="rect">
                       <a:avLst/>
@@ -1312,6 +1276,53 @@
         </w:drawing>
       </w:r>
     </w:p>
+    <w:p/>
+    <w:p>
+      <w:r>
+        <w:drawing>
+          <wp:inline wp14:editId="3E232F95" wp14:anchorId="3EF5A7E5">
+            <wp:extent cx="3676839" cy="2746703"/>
+            <wp:effectExtent l="0" t="0" r="0" b="0"/>
+            <wp:docPr id="452809861" name="drawing"/>
+            <wp:cNvGraphicFramePr>
+              <a:graphicFrameLocks noChangeAspect="1"/>
+            </wp:cNvGraphicFramePr>
+            <a:graphic>
+              <a:graphicData xmlns:a="http://schemas.openxmlformats.org/drawingml/2006/main" uri="http://schemas.openxmlformats.org/drawingml/2006/picture">
+                <pic:pic xmlns:pic="http://schemas.openxmlformats.org/drawingml/2006/picture">
+                  <pic:nvPicPr>
+                    <pic:cNvPr id="452809861" name="Picture 452809861"/>
+                    <pic:cNvPicPr/>
+                  </pic:nvPicPr>
+                  <pic:blipFill>
+                    <a:blip xmlns:r="http://schemas.openxmlformats.org/officeDocument/2006/relationships" r:embed="rId1536321003">
+                      <a:extLst>
+                        <a:ext uri="{28A0092B-C50C-407E-A947-70E740481C1C}">
+                          <a14:useLocalDpi xmlns:a14="http://schemas.microsoft.com/office/drawing/2010/main"/>
+                        </a:ext>
+                      </a:extLst>
+                    </a:blip>
+                    <a:stretch>
+                      <a:fillRect/>
+                    </a:stretch>
+                  </pic:blipFill>
+                  <pic:spPr>
+                    <a:xfrm rot="0">
+                      <a:off x="0" y="0"/>
+                      <a:ext cx="3676839" cy="2746703"/>
+                    </a:xfrm>
+                    <a:prstGeom prst="rect">
+                      <a:avLst/>
+                    </a:prstGeom>
+                  </pic:spPr>
+                </pic:pic>
+              </a:graphicData>
+            </a:graphic>
+          </wp:inline>
+        </w:drawing>
+      </w:r>
+    </w:p>
+    <w:p/>
     <w:p>
       <w:pPr>
         <w:rPr>
@@ -1345,7 +1356,27 @@
           <w:szCs w:val="24"/>
           <w:lang w:val="en-US"/>
         </w:rPr>
-        <w:t>The user interface was designed to be simple, responsive, and user-friendly during emergency situations. I focused on creating clear navigation, attractive layouts, and accessible features. This experience improved my understanding of user-centered design principles and the importance of usability in mobile applications.</w:t>
+        <w:t>The user interface was designed to be simple, responsive, and user-friendly during emergency situations. I focused on creating clear navigation, attractive layouts, and accessible features</w:t>
+      </w:r>
+      <w:r>
+        <w:rPr>
+          <w:rFonts w:ascii="Times New Roman" w:hAnsi="Times New Roman" w:eastAsia="Times New Roman" w:cs="Times New Roman"/>
+          <w:noProof w:val="0"/>
+          <w:sz w:val="24"/>
+          <w:szCs w:val="24"/>
+          <w:lang w:val="en-US"/>
+        </w:rPr>
+        <w:t xml:space="preserve"> by the use of figma</w:t>
+      </w:r>
+      <w:r>
+        <w:rPr>
+          <w:rFonts w:ascii="Times New Roman" w:hAnsi="Times New Roman" w:eastAsia="Times New Roman" w:cs="Times New Roman"/>
+          <w:noProof w:val="0"/>
+          <w:sz w:val="24"/>
+          <w:szCs w:val="24"/>
+          <w:lang w:val="en-US"/>
+        </w:rPr>
+        <w:t>. This experience improved my understanding of user-centered design principles and the importance of usability in mobile applications.</w:t>
       </w:r>
     </w:p>
     <w:p>
@@ -1381,7 +1412,7 @@
       </w:pPr>
       <w:r>
         <w:drawing>
-          <wp:inline wp14:editId="19B42057" wp14:anchorId="74086CC2">
+          <wp:inline wp14:editId="26334C11" wp14:anchorId="74086CC2">
             <wp:extent cx="3352800" cy="3381375"/>
             <wp:effectExtent l="0" t="0" r="0" b="0"/>
             <wp:docPr id="1033009054" name="drawing"/>
@@ -1426,7 +1457,7 @@
     <w:p>
       <w:r>
         <w:drawing>
-          <wp:inline wp14:editId="310DEC5E" wp14:anchorId="3F7058CE">
+          <wp:inline wp14:editId="23E4CC4D" wp14:anchorId="3F7058CE">
             <wp:extent cx="3514725" cy="2847975"/>
             <wp:effectExtent l="0" t="0" r="0" b="0"/>
             <wp:docPr id="1389077880" name="drawing"/>

--- a/BIT202474778- MOBILE APPLICATION DEVELOPMENT.docx
+++ b/BIT202474778- MOBILE APPLICATION DEVELOPMENT.docx
@@ -543,7 +543,7 @@
       </w:pPr>
       <w:r>
         <w:drawing>
-          <wp:inline wp14:editId="583426E9" wp14:anchorId="54615288">
+          <wp:inline wp14:editId="3C630BEC" wp14:anchorId="54615288">
             <wp:extent cx="4876800" cy="2486025"/>
             <wp:effectExtent l="0" t="0" r="0" b="0"/>
             <wp:docPr id="1622307338" name="drawing"/>
@@ -597,7 +597,7 @@
       </w:pPr>
       <w:r>
         <w:drawing>
-          <wp:inline wp14:editId="41227F2C" wp14:anchorId="6FA0F5E4">
+          <wp:inline wp14:editId="7FA8A3AE" wp14:anchorId="6FA0F5E4">
             <wp:extent cx="4257675" cy="2238375"/>
             <wp:effectExtent l="0" t="0" r="0" b="0"/>
             <wp:docPr id="2126500670" name="drawing"/>
@@ -651,7 +651,7 @@
       </w:pPr>
       <w:r>
         <w:drawing>
-          <wp:inline wp14:editId="634DA0C2" wp14:anchorId="058BCD32">
+          <wp:inline wp14:editId="2203C24E" wp14:anchorId="058BCD32">
             <wp:extent cx="4257675" cy="2047875"/>
             <wp:effectExtent l="0" t="0" r="0" b="0"/>
             <wp:docPr id="2064795258" name="drawing"/>
@@ -699,7 +699,7 @@
       </w:pPr>
       <w:r>
         <w:drawing>
-          <wp:inline wp14:editId="01B8B92C" wp14:anchorId="6665AECD">
+          <wp:inline wp14:editId="742D8F7B" wp14:anchorId="6665AECD">
             <wp:extent cx="4476750" cy="2314575"/>
             <wp:effectExtent l="0" t="0" r="0" b="0"/>
             <wp:docPr id="873731575" name="drawing"/>
@@ -911,7 +911,7 @@
       </w:pPr>
       <w:r>
         <w:drawing>
-          <wp:inline wp14:editId="6A402EDF" wp14:anchorId="7EAF01A6">
+          <wp:inline wp14:editId="5E45B22C" wp14:anchorId="7EAF01A6">
             <wp:extent cx="4572000" cy="2628900"/>
             <wp:effectExtent l="0" t="0" r="0" b="0"/>
             <wp:docPr id="1737315342" name="drawing"/>
@@ -965,7 +965,7 @@
       </w:pPr>
       <w:r>
         <w:drawing>
-          <wp:inline wp14:editId="409AC0CD" wp14:anchorId="2042F472">
+          <wp:inline wp14:editId="7C965F1A" wp14:anchorId="2042F472">
             <wp:extent cx="4600575" cy="2390775"/>
             <wp:effectExtent l="0" t="0" r="0" b="0"/>
             <wp:docPr id="1644323813" name="drawing"/>
@@ -1099,10 +1099,10 @@
     <w:p>
       <w:r>
         <w:drawing>
-          <wp:inline wp14:editId="26C14925" wp14:anchorId="53D17563">
-            <wp:extent cx="4695825" cy="2447925"/>
+          <wp:inline wp14:editId="5AD89310" wp14:anchorId="2DEB305F">
+            <wp:extent cx="5124450" cy="2505075"/>
             <wp:effectExtent l="0" t="0" r="0" b="0"/>
-            <wp:docPr id="51245470" name="drawing"/>
+            <wp:docPr id="1254464269" name="drawing"/>
             <wp:cNvGraphicFramePr>
               <a:graphicFrameLocks noChangeAspect="1"/>
             </wp:cNvGraphicFramePr>
@@ -1110,11 +1110,11 @@
               <a:graphicData xmlns:a="http://schemas.openxmlformats.org/drawingml/2006/main" uri="http://schemas.openxmlformats.org/drawingml/2006/picture">
                 <pic:pic xmlns:pic="http://schemas.openxmlformats.org/drawingml/2006/picture">
                   <pic:nvPicPr>
-                    <pic:cNvPr id="51245470" name="Picture 51245470"/>
+                    <pic:cNvPr id="1254464269" name="Picture 1254464269"/>
                     <pic:cNvPicPr/>
                   </pic:nvPicPr>
                   <pic:blipFill>
-                    <a:blip xmlns:r="http://schemas.openxmlformats.org/officeDocument/2006/relationships" r:embed="rId467014912">
+                    <a:blip xmlns:r="http://schemas.openxmlformats.org/officeDocument/2006/relationships" r:embed="rId154715602">
                       <a:extLst>
                         <a:ext uri="{28A0092B-C50C-407E-A947-70E740481C1C}">
                           <a14:useLocalDpi xmlns:a14="http://schemas.microsoft.com/office/drawing/2010/main"/>
@@ -1128,7 +1128,7 @@
                   <pic:spPr>
                     <a:xfrm rot="0">
                       <a:off x="0" y="0"/>
-                      <a:ext cx="4695825" cy="2447925"/>
+                      <a:ext cx="5124450" cy="2505075"/>
                     </a:xfrm>
                     <a:prstGeom prst="rect">
                       <a:avLst/>
@@ -1144,10 +1144,10 @@
     <w:p>
       <w:r>
         <w:drawing>
-          <wp:inline wp14:editId="75BD28D6" wp14:anchorId="30CEFA25">
-            <wp:extent cx="3462438" cy="2298575"/>
+          <wp:inline wp14:editId="4F70DE9E" wp14:anchorId="35586CBA">
+            <wp:extent cx="3914976" cy="3194934"/>
             <wp:effectExtent l="0" t="0" r="0" b="0"/>
-            <wp:docPr id="2136247697" name="drawing"/>
+            <wp:docPr id="1214730258" name="drawing"/>
             <wp:cNvGraphicFramePr>
               <a:graphicFrameLocks noChangeAspect="1"/>
             </wp:cNvGraphicFramePr>
@@ -1155,11 +1155,11 @@
               <a:graphicData xmlns:a="http://schemas.openxmlformats.org/drawingml/2006/main" uri="http://schemas.openxmlformats.org/drawingml/2006/picture">
                 <pic:pic xmlns:pic="http://schemas.openxmlformats.org/drawingml/2006/picture">
                   <pic:nvPicPr>
-                    <pic:cNvPr id="2136247697" name="Picture 2136247697"/>
+                    <pic:cNvPr id="1214730258" name="Picture 1214730258"/>
                     <pic:cNvPicPr/>
                   </pic:nvPicPr>
                   <pic:blipFill>
-                    <a:blip xmlns:r="http://schemas.openxmlformats.org/officeDocument/2006/relationships" r:embed="rId752187427">
+                    <a:blip xmlns:r="http://schemas.openxmlformats.org/officeDocument/2006/relationships" r:embed="rId619264768">
                       <a:extLst>
                         <a:ext uri="{28A0092B-C50C-407E-A947-70E740481C1C}">
                           <a14:useLocalDpi xmlns:a14="http://schemas.microsoft.com/office/drawing/2010/main"/>
@@ -1173,7 +1173,7 @@
                   <pic:spPr>
                     <a:xfrm rot="0">
                       <a:off x="0" y="0"/>
-                      <a:ext cx="3462438" cy="2298575"/>
+                      <a:ext cx="3914976" cy="3194934"/>
                     </a:xfrm>
                     <a:prstGeom prst="rect">
                       <a:avLst/>
@@ -1189,10 +1189,10 @@
     <w:p>
       <w:r>
         <w:drawing>
-          <wp:inline wp14:editId="46DC05C9" wp14:anchorId="00A87C4E">
-            <wp:extent cx="3581584" cy="2880488"/>
+          <wp:inline wp14:editId="624F37B6" wp14:anchorId="0EDFB84C">
+            <wp:extent cx="3910576" cy="2536955"/>
             <wp:effectExtent l="0" t="0" r="0" b="0"/>
-            <wp:docPr id="1073283327" name="drawing"/>
+            <wp:docPr id="431830540" name="drawing"/>
             <wp:cNvGraphicFramePr>
               <a:graphicFrameLocks noChangeAspect="1"/>
             </wp:cNvGraphicFramePr>
@@ -1200,11 +1200,11 @@
               <a:graphicData xmlns:a="http://schemas.openxmlformats.org/drawingml/2006/main" uri="http://schemas.openxmlformats.org/drawingml/2006/picture">
                 <pic:pic xmlns:pic="http://schemas.openxmlformats.org/drawingml/2006/picture">
                   <pic:nvPicPr>
-                    <pic:cNvPr id="1073283327" name="Picture 1073283327"/>
+                    <pic:cNvPr id="431830540" name="Picture 431830540"/>
                     <pic:cNvPicPr/>
                   </pic:nvPicPr>
                   <pic:blipFill>
-                    <a:blip xmlns:r="http://schemas.openxmlformats.org/officeDocument/2006/relationships" r:embed="rId658008170">
+                    <a:blip xmlns:r="http://schemas.openxmlformats.org/officeDocument/2006/relationships" r:embed="rId150356046">
                       <a:extLst>
                         <a:ext uri="{28A0092B-C50C-407E-A947-70E740481C1C}">
                           <a14:useLocalDpi xmlns:a14="http://schemas.microsoft.com/office/drawing/2010/main"/>
@@ -1218,7 +1218,7 @@
                   <pic:spPr>
                     <a:xfrm rot="0">
                       <a:off x="0" y="0"/>
-                      <a:ext cx="3581584" cy="2880488"/>
+                      <a:ext cx="3910576" cy="2536955"/>
                     </a:xfrm>
                     <a:prstGeom prst="rect">
                       <a:avLst/>
@@ -1234,10 +1234,10 @@
     <w:p>
       <w:r>
         <w:drawing>
-          <wp:inline wp14:editId="57FBF21A" wp14:anchorId="178DEDB3">
-            <wp:extent cx="3586141" cy="3071066"/>
+          <wp:inline wp14:editId="7D61CB9E" wp14:anchorId="308D5A62">
+            <wp:extent cx="3929713" cy="2457576"/>
             <wp:effectExtent l="0" t="0" r="0" b="0"/>
-            <wp:docPr id="1223328307" name="drawing"/>
+            <wp:docPr id="1711957337" name="drawing"/>
             <wp:cNvGraphicFramePr>
               <a:graphicFrameLocks noChangeAspect="1"/>
             </wp:cNvGraphicFramePr>
@@ -1245,11 +1245,11 @@
               <a:graphicData xmlns:a="http://schemas.openxmlformats.org/drawingml/2006/main" uri="http://schemas.openxmlformats.org/drawingml/2006/picture">
                 <pic:pic xmlns:pic="http://schemas.openxmlformats.org/drawingml/2006/picture">
                   <pic:nvPicPr>
-                    <pic:cNvPr id="1223328307" name="Picture 1223328307"/>
+                    <pic:cNvPr id="1711957337" name="Picture 1711957337"/>
                     <pic:cNvPicPr/>
                   </pic:nvPicPr>
                   <pic:blipFill>
-                    <a:blip xmlns:r="http://schemas.openxmlformats.org/officeDocument/2006/relationships" r:embed="rId1788494285">
+                    <a:blip xmlns:r="http://schemas.openxmlformats.org/officeDocument/2006/relationships" r:embed="rId1228624115">
                       <a:extLst>
                         <a:ext uri="{28A0092B-C50C-407E-A947-70E740481C1C}">
                           <a14:useLocalDpi xmlns:a14="http://schemas.microsoft.com/office/drawing/2010/main"/>
@@ -1263,7 +1263,7 @@
                   <pic:spPr>
                     <a:xfrm rot="0">
                       <a:off x="0" y="0"/>
-                      <a:ext cx="3586141" cy="3071066"/>
+                      <a:ext cx="3929713" cy="2457576"/>
                     </a:xfrm>
                     <a:prstGeom prst="rect">
                       <a:avLst/>
@@ -1276,14 +1276,13 @@
         </w:drawing>
       </w:r>
     </w:p>
-    <w:p/>
     <w:p>
       <w:r>
         <w:drawing>
-          <wp:inline wp14:editId="3E232F95" wp14:anchorId="3EF5A7E5">
-            <wp:extent cx="3676839" cy="2746703"/>
+          <wp:inline wp14:editId="79C059C5" wp14:anchorId="344CF6C7">
+            <wp:extent cx="3876875" cy="2431871"/>
             <wp:effectExtent l="0" t="0" r="0" b="0"/>
-            <wp:docPr id="452809861" name="drawing"/>
+            <wp:docPr id="1635464953" name="drawing"/>
             <wp:cNvGraphicFramePr>
               <a:graphicFrameLocks noChangeAspect="1"/>
             </wp:cNvGraphicFramePr>
@@ -1291,11 +1290,11 @@
               <a:graphicData xmlns:a="http://schemas.openxmlformats.org/drawingml/2006/main" uri="http://schemas.openxmlformats.org/drawingml/2006/picture">
                 <pic:pic xmlns:pic="http://schemas.openxmlformats.org/drawingml/2006/picture">
                   <pic:nvPicPr>
-                    <pic:cNvPr id="452809861" name="Picture 452809861"/>
+                    <pic:cNvPr id="1635464953" name="Picture 1635464953"/>
                     <pic:cNvPicPr/>
                   </pic:nvPicPr>
                   <pic:blipFill>
-                    <a:blip xmlns:r="http://schemas.openxmlformats.org/officeDocument/2006/relationships" r:embed="rId1536321003">
+                    <a:blip xmlns:r="http://schemas.openxmlformats.org/officeDocument/2006/relationships" r:embed="rId1330910652">
                       <a:extLst>
                         <a:ext uri="{28A0092B-C50C-407E-A947-70E740481C1C}">
                           <a14:useLocalDpi xmlns:a14="http://schemas.microsoft.com/office/drawing/2010/main"/>
@@ -1309,7 +1308,7 @@
                   <pic:spPr>
                     <a:xfrm rot="0">
                       <a:off x="0" y="0"/>
-                      <a:ext cx="3676839" cy="2746703"/>
+                      <a:ext cx="3876875" cy="2431871"/>
                     </a:xfrm>
                     <a:prstGeom prst="rect">
                       <a:avLst/>
@@ -1322,6 +1321,56 @@
         </w:drawing>
       </w:r>
     </w:p>
+    <w:p>
+      <w:r>
+        <w:drawing>
+          <wp:inline wp14:editId="56C55720" wp14:anchorId="0BDAB38D">
+            <wp:extent cx="3852945" cy="2307874"/>
+            <wp:effectExtent l="0" t="0" r="0" b="0"/>
+            <wp:docPr id="566680726" name="drawing"/>
+            <wp:cNvGraphicFramePr>
+              <a:graphicFrameLocks noChangeAspect="1"/>
+            </wp:cNvGraphicFramePr>
+            <a:graphic>
+              <a:graphicData xmlns:a="http://schemas.openxmlformats.org/drawingml/2006/main" uri="http://schemas.openxmlformats.org/drawingml/2006/picture">
+                <pic:pic xmlns:pic="http://schemas.openxmlformats.org/drawingml/2006/picture">
+                  <pic:nvPicPr>
+                    <pic:cNvPr id="566680726" name="Picture 566680726"/>
+                    <pic:cNvPicPr/>
+                  </pic:nvPicPr>
+                  <pic:blipFill>
+                    <a:blip xmlns:r="http://schemas.openxmlformats.org/officeDocument/2006/relationships" r:embed="rId913322424">
+                      <a:extLst>
+                        <a:ext uri="{28A0092B-C50C-407E-A947-70E740481C1C}">
+                          <a14:useLocalDpi xmlns:a14="http://schemas.microsoft.com/office/drawing/2010/main"/>
+                        </a:ext>
+                      </a:extLst>
+                    </a:blip>
+                    <a:stretch>
+                      <a:fillRect/>
+                    </a:stretch>
+                  </pic:blipFill>
+                  <pic:spPr>
+                    <a:xfrm rot="0">
+                      <a:off x="0" y="0"/>
+                      <a:ext cx="3852945" cy="2307874"/>
+                    </a:xfrm>
+                    <a:prstGeom prst="rect">
+                      <a:avLst/>
+                    </a:prstGeom>
+                  </pic:spPr>
+                </pic:pic>
+              </a:graphicData>
+            </a:graphic>
+          </wp:inline>
+        </w:drawing>
+      </w:r>
+    </w:p>
+    <w:p/>
+    <w:p/>
+    <w:p/>
+    <w:p/>
+    <w:p/>
     <w:p/>
     <w:p>
       <w:pPr>
@@ -1366,7 +1415,7 @@
           <w:szCs w:val="24"/>
           <w:lang w:val="en-US"/>
         </w:rPr>
-        <w:t xml:space="preserve"> by the use of figma</w:t>
+        <w:t xml:space="preserve"> </w:t>
       </w:r>
       <w:r>
         <w:rPr>
@@ -1376,6 +1425,36 @@
           <w:szCs w:val="24"/>
           <w:lang w:val="en-US"/>
         </w:rPr>
+        <w:t>by using</w:t>
+      </w:r>
+      <w:r>
+        <w:rPr>
+          <w:rFonts w:ascii="Times New Roman" w:hAnsi="Times New Roman" w:eastAsia="Times New Roman" w:cs="Times New Roman"/>
+          <w:noProof w:val="0"/>
+          <w:sz w:val="24"/>
+          <w:szCs w:val="24"/>
+          <w:lang w:val="en-US"/>
+        </w:rPr>
+        <w:t xml:space="preserve"> </w:t>
+      </w:r>
+      <w:r>
+        <w:rPr>
+          <w:rFonts w:ascii="Times New Roman" w:hAnsi="Times New Roman" w:eastAsia="Times New Roman" w:cs="Times New Roman"/>
+          <w:noProof w:val="0"/>
+          <w:sz w:val="24"/>
+          <w:szCs w:val="24"/>
+          <w:lang w:val="en-US"/>
+        </w:rPr>
+        <w:t>figma</w:t>
+      </w:r>
+      <w:r>
+        <w:rPr>
+          <w:rFonts w:ascii="Times New Roman" w:hAnsi="Times New Roman" w:eastAsia="Times New Roman" w:cs="Times New Roman"/>
+          <w:noProof w:val="0"/>
+          <w:sz w:val="24"/>
+          <w:szCs w:val="24"/>
+          <w:lang w:val="en-US"/>
+        </w:rPr>
         <w:t>. This experience improved my understanding of user-centered design principles and the importance of usability in mobile applications.</w:t>
       </w:r>
     </w:p>
@@ -1412,7 +1491,7 @@
       </w:pPr>
       <w:r>
         <w:drawing>
-          <wp:inline wp14:editId="26334C11" wp14:anchorId="74086CC2">
+          <wp:inline wp14:editId="27C7C9B6" wp14:anchorId="74086CC2">
             <wp:extent cx="3352800" cy="3381375"/>
             <wp:effectExtent l="0" t="0" r="0" b="0"/>
             <wp:docPr id="1033009054" name="drawing"/>
@@ -1457,7 +1536,7 @@
     <w:p>
       <w:r>
         <w:drawing>
-          <wp:inline wp14:editId="23E4CC4D" wp14:anchorId="3F7058CE">
+          <wp:inline wp14:editId="5B08FA7F" wp14:anchorId="3F7058CE">
             <wp:extent cx="3514725" cy="2847975"/>
             <wp:effectExtent l="0" t="0" r="0" b="0"/>
             <wp:docPr id="1389077880" name="drawing"/>

--- a/BIT202474778- MOBILE APPLICATION DEVELOPMENT.docx
+++ b/BIT202474778- MOBILE APPLICATION DEVELOPMENT.docx
@@ -543,7 +543,7 @@
       </w:pPr>
       <w:r>
         <w:drawing>
-          <wp:inline wp14:editId="3C630BEC" wp14:anchorId="54615288">
+          <wp:inline wp14:editId="25158C7D" wp14:anchorId="54615288">
             <wp:extent cx="4876800" cy="2486025"/>
             <wp:effectExtent l="0" t="0" r="0" b="0"/>
             <wp:docPr id="1622307338" name="drawing"/>
@@ -597,7 +597,7 @@
       </w:pPr>
       <w:r>
         <w:drawing>
-          <wp:inline wp14:editId="7FA8A3AE" wp14:anchorId="6FA0F5E4">
+          <wp:inline wp14:editId="6E9B584A" wp14:anchorId="6FA0F5E4">
             <wp:extent cx="4257675" cy="2238375"/>
             <wp:effectExtent l="0" t="0" r="0" b="0"/>
             <wp:docPr id="2126500670" name="drawing"/>
@@ -651,7 +651,7 @@
       </w:pPr>
       <w:r>
         <w:drawing>
-          <wp:inline wp14:editId="2203C24E" wp14:anchorId="058BCD32">
+          <wp:inline wp14:editId="77C149EF" wp14:anchorId="058BCD32">
             <wp:extent cx="4257675" cy="2047875"/>
             <wp:effectExtent l="0" t="0" r="0" b="0"/>
             <wp:docPr id="2064795258" name="drawing"/>
@@ -699,7 +699,7 @@
       </w:pPr>
       <w:r>
         <w:drawing>
-          <wp:inline wp14:editId="742D8F7B" wp14:anchorId="6665AECD">
+          <wp:inline wp14:editId="1E25DE38" wp14:anchorId="6665AECD">
             <wp:extent cx="4476750" cy="2314575"/>
             <wp:effectExtent l="0" t="0" r="0" b="0"/>
             <wp:docPr id="873731575" name="drawing"/>
@@ -911,7 +911,7 @@
       </w:pPr>
       <w:r>
         <w:drawing>
-          <wp:inline wp14:editId="5E45B22C" wp14:anchorId="7EAF01A6">
+          <wp:inline wp14:editId="31889E37" wp14:anchorId="7EAF01A6">
             <wp:extent cx="4572000" cy="2628900"/>
             <wp:effectExtent l="0" t="0" r="0" b="0"/>
             <wp:docPr id="1737315342" name="drawing"/>
@@ -965,7 +965,7 @@
       </w:pPr>
       <w:r>
         <w:drawing>
-          <wp:inline wp14:editId="7C965F1A" wp14:anchorId="2042F472">
+          <wp:inline wp14:editId="6DB37B49" wp14:anchorId="2042F472">
             <wp:extent cx="4600575" cy="2390775"/>
             <wp:effectExtent l="0" t="0" r="0" b="0"/>
             <wp:docPr id="1644323813" name="drawing"/>
@@ -1099,7 +1099,7 @@
     <w:p>
       <w:r>
         <w:drawing>
-          <wp:inline wp14:editId="5AD89310" wp14:anchorId="2DEB305F">
+          <wp:inline wp14:editId="0175DEC7" wp14:anchorId="2DEB305F">
             <wp:extent cx="5124450" cy="2505075"/>
             <wp:effectExtent l="0" t="0" r="0" b="0"/>
             <wp:docPr id="1254464269" name="drawing"/>
@@ -1144,8 +1144,8 @@
     <w:p>
       <w:r>
         <w:drawing>
-          <wp:inline wp14:editId="4F70DE9E" wp14:anchorId="35586CBA">
-            <wp:extent cx="3914976" cy="3194934"/>
+          <wp:inline wp14:editId="1C7BF32B" wp14:anchorId="35586CBA">
+            <wp:extent cx="3914976" cy="2699004"/>
             <wp:effectExtent l="0" t="0" r="0" b="0"/>
             <wp:docPr id="1214730258" name="drawing"/>
             <wp:cNvGraphicFramePr>
@@ -1173,7 +1173,7 @@
                   <pic:spPr>
                     <a:xfrm rot="0">
                       <a:off x="0" y="0"/>
-                      <a:ext cx="3914976" cy="3194934"/>
+                      <a:ext cx="3914976" cy="2699004"/>
                     </a:xfrm>
                     <a:prstGeom prst="rect">
                       <a:avLst/>
@@ -1189,7 +1189,7 @@
     <w:p>
       <w:r>
         <w:drawing>
-          <wp:inline wp14:editId="624F37B6" wp14:anchorId="0EDFB84C">
+          <wp:inline wp14:editId="32E8F59B" wp14:anchorId="0EDFB84C">
             <wp:extent cx="3910576" cy="2536955"/>
             <wp:effectExtent l="0" t="0" r="0" b="0"/>
             <wp:docPr id="431830540" name="drawing"/>
@@ -1234,7 +1234,7 @@
     <w:p>
       <w:r>
         <w:drawing>
-          <wp:inline wp14:editId="7D61CB9E" wp14:anchorId="308D5A62">
+          <wp:inline wp14:editId="70B34F39" wp14:anchorId="308D5A62">
             <wp:extent cx="3929713" cy="2457576"/>
             <wp:effectExtent l="0" t="0" r="0" b="0"/>
             <wp:docPr id="1711957337" name="drawing"/>
@@ -1279,7 +1279,7 @@
     <w:p>
       <w:r>
         <w:drawing>
-          <wp:inline wp14:editId="79C059C5" wp14:anchorId="344CF6C7">
+          <wp:inline wp14:editId="42DE2730" wp14:anchorId="344CF6C7">
             <wp:extent cx="3876875" cy="2431871"/>
             <wp:effectExtent l="0" t="0" r="0" b="0"/>
             <wp:docPr id="1635464953" name="drawing"/>
@@ -1324,7 +1324,7 @@
     <w:p>
       <w:r>
         <w:drawing>
-          <wp:inline wp14:editId="56C55720" wp14:anchorId="0BDAB38D">
+          <wp:inline wp14:editId="65BC0B56" wp14:anchorId="0BDAB38D">
             <wp:extent cx="3852945" cy="2307874"/>
             <wp:effectExtent l="0" t="0" r="0" b="0"/>
             <wp:docPr id="566680726" name="drawing"/>
@@ -1491,7 +1491,7 @@
       </w:pPr>
       <w:r>
         <w:drawing>
-          <wp:inline wp14:editId="27C7C9B6" wp14:anchorId="74086CC2">
+          <wp:inline wp14:editId="771863FF" wp14:anchorId="74086CC2">
             <wp:extent cx="3352800" cy="3381375"/>
             <wp:effectExtent l="0" t="0" r="0" b="0"/>
             <wp:docPr id="1033009054" name="drawing"/>
@@ -1536,7 +1536,7 @@
     <w:p>
       <w:r>
         <w:drawing>
-          <wp:inline wp14:editId="5B08FA7F" wp14:anchorId="3F7058CE">
+          <wp:inline wp14:editId="5C9451E0" wp14:anchorId="3F7058CE">
             <wp:extent cx="3514725" cy="2847975"/>
             <wp:effectExtent l="0" t="0" r="0" b="0"/>
             <wp:docPr id="1389077880" name="drawing"/>
